--- a/Web/CSS/Chapter 1/Exercise/exercise1.docx
+++ b/Web/CSS/Chapter 1/Exercise/exercise1.docx
@@ -1,6 +1,6 @@
 
 <file path=word/document.xml><?xml version="1.0" encoding="utf-8"?>
-<w:document xmlns:wpc="http://schemas.microsoft.com/office/word/2010/wordprocessingCanvas" xmlns:cx="http://schemas.microsoft.com/office/drawing/2014/chartex" xmlns:cx1="http://schemas.microsoft.com/office/drawing/2015/9/8/chartex" xmlns:cx2="http://schemas.microsoft.com/office/drawing/2015/10/21/chartex" xmlns:cx3="http://schemas.microsoft.com/office/drawing/2016/5/9/chartex" xmlns:cx4="http://schemas.microsoft.com/office/drawing/2016/5/10/chartex" xmlns:cx5="http://schemas.microsoft.com/office/drawing/2016/5/11/chartex" xmlns:cx6="http://schemas.microsoft.com/office/drawing/2016/5/12/chartex" xmlns:cx7="http://schemas.microsoft.com/office/drawing/2016/5/13/chartex" xmlns:cx8="http://schemas.microsoft.com/office/drawing/2016/5/14/chartex" xmlns:mc="http://schemas.openxmlformats.org/markup-compatibility/2006" xmlns:aink="http://schemas.microsoft.com/office/drawing/2016/ink" xmlns:am3d="http://schemas.microsoft.com/office/drawing/2017/model3d" xmlns:o="urn:schemas-microsoft-com:office:office" xmlns:oel="http://schemas.microsoft.com/office/2019/extlst" xmlns:r="http://schemas.openxmlformats.org/officeDocument/2006/relationships" xmlns:m="http://schemas.openxmlformats.org/officeDocument/2006/math" xmlns:v="urn:schemas-microsoft-com:vml" xmlns:wp14="http://schemas.microsoft.com/office/word/2010/wordprocessingDrawing" xmlns:wp="http://schemas.openxmlformats.org/drawingml/2006/wordprocessingDrawing" xmlns:w10="urn:schemas-microsoft-com:office:word" xmlns:w="http://schemas.openxmlformats.org/wordprocessingml/2006/main" xmlns:w14="http://schemas.microsoft.com/office/word/2010/wordml" xmlns:w15="http://schemas.microsoft.com/office/word/2012/wordml" xmlns:w16cex="http://schemas.microsoft.com/office/word/2018/wordml/cex" xmlns:w16cid="http://schemas.microsoft.com/office/word/2016/wordml/cid" xmlns:w16="http://schemas.microsoft.com/office/word/2018/wordml" xmlns:w16sdtdh="http://schemas.microsoft.com/office/word/2020/wordml/sdtdatahash" xmlns:w16se="http://schemas.microsoft.com/office/word/2015/wordml/symex" xmlns:wpg="http://schemas.microsoft.com/office/word/2010/wordprocessingGroup" xmlns:wpi="http://schemas.microsoft.com/office/word/2010/wordprocessingInk" xmlns:wne="http://schemas.microsoft.com/office/word/2006/wordml" xmlns:wps="http://schemas.microsoft.com/office/word/2010/wordprocessingShape" mc:Ignorable="w14 w15 w16se w16cid w16 w16cex w16sdtdh wp14">
+<w:document xmlns:ve="http://schemas.openxmlformats.org/markup-compatibility/2006" xmlns:o="urn:schemas-microsoft-com:office:office" xmlns:r="http://schemas.openxmlformats.org/officeDocument/2006/relationships" xmlns:m="http://schemas.openxmlformats.org/officeDocument/2006/math" xmlns:v="urn:schemas-microsoft-com:vml" xmlns:wp="http://schemas.openxmlformats.org/drawingml/2006/wordprocessingDrawing" xmlns:w10="urn:schemas-microsoft-com:office:word" xmlns:w="http://schemas.openxmlformats.org/wordprocessingml/2006/main" xmlns:wne="http://schemas.microsoft.com/office/word/2006/wordml">
   <w:body>
     <w:p>
       <w:pPr>
@@ -10,13 +10,6 @@
           <w:sz w:val="24"/>
         </w:rPr>
       </w:pPr>
-      <w:r>
-        <w:rPr>
-          <w:rFonts w:ascii="Times New Roman" w:eastAsia="Times New Roman" w:hAnsi="Times New Roman" w:cs="Times New Roman"/>
-          <w:sz w:val="24"/>
-        </w:rPr>
-        <w:t xml:space="preserve"> </w:t>
-      </w:r>
     </w:p>
     <w:p>
       <w:pPr>
@@ -567,13 +560,20 @@
         <w:t xml:space="preserve">This document is a specification for the exercise problems for the </w:t>
       </w:r>
       <w:proofErr w:type="spellStart"/>
+      <w:r>
+        <w:rPr>
+          <w:rFonts w:ascii="Times New Roman" w:eastAsia="Times New Roman" w:hAnsi="Times New Roman" w:cs="Times New Roman"/>
+          <w:sz w:val="24"/>
+        </w:rPr>
+        <w:t>topic</w:t>
+      </w:r>
       <w:proofErr w:type="gramStart"/>
       <w:r>
         <w:rPr>
           <w:rFonts w:ascii="Times New Roman" w:eastAsia="Times New Roman" w:hAnsi="Times New Roman" w:cs="Times New Roman"/>
           <w:sz w:val="24"/>
         </w:rPr>
-        <w:t>topic,Introduction</w:t>
+        <w:t>,Introduction</w:t>
       </w:r>
       <w:proofErr w:type="spellEnd"/>
       <w:proofErr w:type="gramEnd"/>
@@ -821,8 +821,16 @@
           <w:sz w:val="22"/>
         </w:rPr>
         <w:lastRenderedPageBreak/>
+        <w:t xml:space="preserve"> </w:t>
+      </w:r>
+      <w:r>
+        <w:rPr>
+          <w:rFonts w:ascii="Calibri" w:eastAsia="Calibri" w:hAnsi="Calibri" w:cs="Calibri"/>
+          <w:noProof/>
+          <w:sz w:val="22"/>
+        </w:rPr>
         <w:drawing>
-          <wp:inline distT="0" distB="0" distL="114300" distR="114300" wp14:anchorId="24088E48" wp14:editId="774736FF">
+          <wp:inline distT="0" distB="0" distL="114300" distR="114300">
             <wp:extent cx="3416935" cy="8848725"/>
             <wp:effectExtent l="0" t="0" r="12065" b="9525"/>
             <wp:docPr id="1" name="Picture 1" descr="Web capture_26-7-2023_93637_"/>
@@ -913,25 +921,7 @@
           <w:b/>
           <w:sz w:val="24"/>
         </w:rPr>
-        <w:t xml:space="preserve">The HTML page Which </w:t>
-      </w:r>
-      <w:proofErr w:type="gramStart"/>
-      <w:r>
-        <w:rPr>
-          <w:rFonts w:ascii="Times New Roman" w:eastAsia="Times New Roman" w:hAnsi="Times New Roman" w:cs="Times New Roman"/>
-          <w:b/>
-          <w:sz w:val="24"/>
-        </w:rPr>
-        <w:t>Contain</w:t>
-      </w:r>
-      <w:proofErr w:type="gramEnd"/>
-      <w:r>
-        <w:rPr>
-          <w:rFonts w:ascii="Times New Roman" w:eastAsia="Times New Roman" w:hAnsi="Times New Roman" w:cs="Times New Roman"/>
-          <w:b/>
-          <w:sz w:val="24"/>
-        </w:rPr>
-        <w:t xml:space="preserve"> </w:t>
+        <w:t>The HTML page Which Contain</w:t>
       </w:r>
     </w:p>
     <w:p>
@@ -1300,8 +1290,8 @@
 </file>
 
 <file path=word/numbering.xml><?xml version="1.0" encoding="utf-8"?>
-<w:numbering xmlns:wpc="http://schemas.microsoft.com/office/word/2010/wordprocessingCanvas" xmlns:cx="http://schemas.microsoft.com/office/drawing/2014/chartex" xmlns:cx1="http://schemas.microsoft.com/office/drawing/2015/9/8/chartex" xmlns:cx2="http://schemas.microsoft.com/office/drawing/2015/10/21/chartex" xmlns:cx3="http://schemas.microsoft.com/office/drawing/2016/5/9/chartex" xmlns:cx4="http://schemas.microsoft.com/office/drawing/2016/5/10/chartex" xmlns:cx5="http://schemas.microsoft.com/office/drawing/2016/5/11/chartex" xmlns:cx6="http://schemas.microsoft.com/office/drawing/2016/5/12/chartex" xmlns:cx7="http://schemas.microsoft.com/office/drawing/2016/5/13/chartex" xmlns:cx8="http://schemas.microsoft.com/office/drawing/2016/5/14/chartex" xmlns:mc="http://schemas.openxmlformats.org/markup-compatibility/2006" xmlns:aink="http://schemas.microsoft.com/office/drawing/2016/ink" xmlns:am3d="http://schemas.microsoft.com/office/drawing/2017/model3d" xmlns:o="urn:schemas-microsoft-com:office:office" xmlns:oel="http://schemas.microsoft.com/office/2019/extlst" xmlns:r="http://schemas.openxmlformats.org/officeDocument/2006/relationships" xmlns:m="http://schemas.openxmlformats.org/officeDocument/2006/math" xmlns:v="urn:schemas-microsoft-com:vml" xmlns:wp14="http://schemas.microsoft.com/office/word/2010/wordprocessingDrawing" xmlns:wp="http://schemas.openxmlformats.org/drawingml/2006/wordprocessingDrawing" xmlns:w10="urn:schemas-microsoft-com:office:word" xmlns:w="http://schemas.openxmlformats.org/wordprocessingml/2006/main" xmlns:w14="http://schemas.microsoft.com/office/word/2010/wordml" xmlns:w15="http://schemas.microsoft.com/office/word/2012/wordml" xmlns:w16cex="http://schemas.microsoft.com/office/word/2018/wordml/cex" xmlns:w16cid="http://schemas.microsoft.com/office/word/2016/wordml/cid" xmlns:w16="http://schemas.microsoft.com/office/word/2018/wordml" xmlns:w16sdtdh="http://schemas.microsoft.com/office/word/2020/wordml/sdtdatahash" xmlns:w16se="http://schemas.microsoft.com/office/word/2015/wordml/symex" xmlns:wpg="http://schemas.microsoft.com/office/word/2010/wordprocessingGroup" xmlns:wpi="http://schemas.microsoft.com/office/word/2010/wordprocessingInk" xmlns:wne="http://schemas.microsoft.com/office/word/2006/wordml" xmlns:wps="http://schemas.microsoft.com/office/word/2010/wordprocessingShape" mc:Ignorable="w14 w15 w16se w16cid w16 w16cex w16sdtdh wp14">
-  <w:abstractNum w:abstractNumId="0" w15:restartNumberingAfterBreak="0">
+<w:numbering xmlns:ve="http://schemas.openxmlformats.org/markup-compatibility/2006" xmlns:o="urn:schemas-microsoft-com:office:office" xmlns:r="http://schemas.openxmlformats.org/officeDocument/2006/relationships" xmlns:m="http://schemas.openxmlformats.org/officeDocument/2006/math" xmlns:v="urn:schemas-microsoft-com:vml" xmlns:wp="http://schemas.openxmlformats.org/drawingml/2006/wordprocessingDrawing" xmlns:w10="urn:schemas-microsoft-com:office:word" xmlns:w="http://schemas.openxmlformats.org/wordprocessingml/2006/main" xmlns:wne="http://schemas.microsoft.com/office/word/2006/wordml">
+  <w:abstractNum w:abstractNumId="0">
     <w:nsid w:val="B5E306ED"/>
     <w:multiLevelType w:val="singleLevel"/>
     <w:tmpl w:val="B5E306ED"/>
@@ -1312,7 +1302,7 @@
       <w:lvlJc w:val="left"/>
     </w:lvl>
   </w:abstractNum>
-  <w:abstractNum w:abstractNumId="1" w15:restartNumberingAfterBreak="0">
+  <w:abstractNum w:abstractNumId="1">
     <w:nsid w:val="BF205925"/>
     <w:multiLevelType w:val="singleLevel"/>
     <w:tmpl w:val="BF205925"/>
@@ -1323,7 +1313,7 @@
       <w:lvlJc w:val="left"/>
     </w:lvl>
   </w:abstractNum>
-  <w:abstractNum w:abstractNumId="2" w15:restartNumberingAfterBreak="0">
+  <w:abstractNum w:abstractNumId="2">
     <w:nsid w:val="CF092B84"/>
     <w:multiLevelType w:val="singleLevel"/>
     <w:tmpl w:val="CF092B84"/>
@@ -1334,7 +1324,7 @@
       <w:lvlJc w:val="left"/>
     </w:lvl>
   </w:abstractNum>
-  <w:abstractNum w:abstractNumId="3" w15:restartNumberingAfterBreak="0">
+  <w:abstractNum w:abstractNumId="3">
     <w:nsid w:val="0053208E"/>
     <w:multiLevelType w:val="singleLevel"/>
     <w:tmpl w:val="0053208E"/>
@@ -1345,7 +1335,7 @@
       <w:lvlJc w:val="left"/>
     </w:lvl>
   </w:abstractNum>
-  <w:abstractNum w:abstractNumId="4" w15:restartNumberingAfterBreak="0">
+  <w:abstractNum w:abstractNumId="4">
     <w:nsid w:val="03D62ECE"/>
     <w:multiLevelType w:val="singleLevel"/>
     <w:tmpl w:val="03D62ECE"/>
@@ -1356,7 +1346,7 @@
       <w:lvlJc w:val="left"/>
     </w:lvl>
   </w:abstractNum>
-  <w:abstractNum w:abstractNumId="5" w15:restartNumberingAfterBreak="0">
+  <w:abstractNum w:abstractNumId="5">
     <w:nsid w:val="25B654F3"/>
     <w:multiLevelType w:val="singleLevel"/>
     <w:tmpl w:val="25B654F3"/>
@@ -1367,29 +1357,29 @@
       <w:lvlJc w:val="left"/>
     </w:lvl>
   </w:abstractNum>
-  <w:num w:numId="1" w16cid:durableId="1625194356">
+  <w:num w:numId="1">
     <w:abstractNumId w:val="3"/>
   </w:num>
-  <w:num w:numId="2" w16cid:durableId="1285036530">
+  <w:num w:numId="2">
     <w:abstractNumId w:val="2"/>
   </w:num>
-  <w:num w:numId="3" w16cid:durableId="708837977">
+  <w:num w:numId="3">
     <w:abstractNumId w:val="1"/>
   </w:num>
-  <w:num w:numId="4" w16cid:durableId="1787575234">
+  <w:num w:numId="4">
     <w:abstractNumId w:val="0"/>
   </w:num>
-  <w:num w:numId="5" w16cid:durableId="1309359551">
+  <w:num w:numId="5">
     <w:abstractNumId w:val="4"/>
   </w:num>
-  <w:num w:numId="6" w16cid:durableId="970751851">
+  <w:num w:numId="6">
     <w:abstractNumId w:val="5"/>
   </w:num>
 </w:numbering>
 </file>
 
 <file path=word/styles.xml><?xml version="1.0" encoding="utf-8"?>
-<w:styles xmlns:mc="http://schemas.openxmlformats.org/markup-compatibility/2006" xmlns:r="http://schemas.openxmlformats.org/officeDocument/2006/relationships" xmlns:w="http://schemas.openxmlformats.org/wordprocessingml/2006/main" xmlns:w14="http://schemas.microsoft.com/office/word/2010/wordml" xmlns:w15="http://schemas.microsoft.com/office/word/2012/wordml" xmlns:w16cex="http://schemas.microsoft.com/office/word/2018/wordml/cex" xmlns:w16cid="http://schemas.microsoft.com/office/word/2016/wordml/cid" xmlns:w16="http://schemas.microsoft.com/office/word/2018/wordml" xmlns:w16sdtdh="http://schemas.microsoft.com/office/word/2020/wordml/sdtdatahash" xmlns:w16se="http://schemas.microsoft.com/office/word/2015/wordml/symex" mc:Ignorable="w14 w15 w16se w16cid w16 w16cex w16sdtdh">
+<w:styles xmlns:r="http://schemas.openxmlformats.org/officeDocument/2006/relationships" xmlns:w="http://schemas.openxmlformats.org/wordprocessingml/2006/main">
   <w:docDefaults>
     <w:rPrDefault>
       <w:rPr>
@@ -1399,7 +1389,7 @@
     </w:rPrDefault>
     <w:pPrDefault/>
   </w:docDefaults>
-  <w:latentStyles w:defLockedState="0" w:defUIPriority="0" w:defSemiHidden="0" w:defUnhideWhenUsed="0" w:defQFormat="0" w:count="376">
+  <w:latentStyles w:defLockedState="0" w:defUIPriority="0" w:defSemiHidden="0" w:defUnhideWhenUsed="0" w:defQFormat="0" w:count="267">
     <w:lsdException w:name="Normal" w:qFormat="1"/>
     <w:lsdException w:name="heading 1" w:qFormat="1"/>
     <w:lsdException w:name="heading 2" w:semiHidden="1" w:unhideWhenUsed="1" w:qFormat="1"/>
@@ -1577,119 +1567,11 @@
     <w:lsdException w:name="Book Title" w:uiPriority="33" w:qFormat="1"/>
     <w:lsdException w:name="Bibliography" w:semiHidden="1" w:uiPriority="37" w:unhideWhenUsed="1"/>
     <w:lsdException w:name="TOC Heading" w:semiHidden="1" w:uiPriority="39" w:unhideWhenUsed="1" w:qFormat="1"/>
-    <w:lsdException w:name="Plain Table 1" w:uiPriority="41"/>
-    <w:lsdException w:name="Plain Table 2" w:uiPriority="42"/>
-    <w:lsdException w:name="Plain Table 3" w:uiPriority="43"/>
-    <w:lsdException w:name="Plain Table 4" w:uiPriority="44"/>
-    <w:lsdException w:name="Plain Table 5" w:uiPriority="45"/>
-    <w:lsdException w:name="Grid Table Light" w:uiPriority="40"/>
-    <w:lsdException w:name="Grid Table 1 Light" w:uiPriority="46"/>
-    <w:lsdException w:name="Grid Table 2" w:uiPriority="47"/>
-    <w:lsdException w:name="Grid Table 3" w:uiPriority="48"/>
-    <w:lsdException w:name="Grid Table 4" w:uiPriority="49"/>
-    <w:lsdException w:name="Grid Table 5 Dark" w:uiPriority="50"/>
-    <w:lsdException w:name="Grid Table 6 Colorful" w:uiPriority="51"/>
-    <w:lsdException w:name="Grid Table 7 Colorful" w:uiPriority="52"/>
-    <w:lsdException w:name="Grid Table 1 Light Accent 1" w:uiPriority="46"/>
-    <w:lsdException w:name="Grid Table 2 Accent 1" w:uiPriority="47"/>
-    <w:lsdException w:name="Grid Table 3 Accent 1" w:uiPriority="48"/>
-    <w:lsdException w:name="Grid Table 4 Accent 1" w:uiPriority="49"/>
-    <w:lsdException w:name="Grid Table 5 Dark Accent 1" w:uiPriority="50"/>
-    <w:lsdException w:name="Grid Table 6 Colorful Accent 1" w:uiPriority="51"/>
-    <w:lsdException w:name="Grid Table 7 Colorful Accent 1" w:uiPriority="52"/>
-    <w:lsdException w:name="Grid Table 1 Light Accent 2" w:uiPriority="46"/>
-    <w:lsdException w:name="Grid Table 2 Accent 2" w:uiPriority="47"/>
-    <w:lsdException w:name="Grid Table 3 Accent 2" w:uiPriority="48"/>
-    <w:lsdException w:name="Grid Table 4 Accent 2" w:uiPriority="49"/>
-    <w:lsdException w:name="Grid Table 5 Dark Accent 2" w:uiPriority="50"/>
-    <w:lsdException w:name="Grid Table 6 Colorful Accent 2" w:uiPriority="51"/>
-    <w:lsdException w:name="Grid Table 7 Colorful Accent 2" w:uiPriority="52"/>
-    <w:lsdException w:name="Grid Table 1 Light Accent 3" w:uiPriority="46"/>
-    <w:lsdException w:name="Grid Table 2 Accent 3" w:uiPriority="47"/>
-    <w:lsdException w:name="Grid Table 3 Accent 3" w:uiPriority="48"/>
-    <w:lsdException w:name="Grid Table 4 Accent 3" w:uiPriority="49"/>
-    <w:lsdException w:name="Grid Table 5 Dark Accent 3" w:uiPriority="50"/>
-    <w:lsdException w:name="Grid Table 6 Colorful Accent 3" w:uiPriority="51"/>
-    <w:lsdException w:name="Grid Table 7 Colorful Accent 3" w:uiPriority="52"/>
-    <w:lsdException w:name="Grid Table 1 Light Accent 4" w:uiPriority="46"/>
-    <w:lsdException w:name="Grid Table 2 Accent 4" w:uiPriority="47"/>
-    <w:lsdException w:name="Grid Table 3 Accent 4" w:uiPriority="48"/>
-    <w:lsdException w:name="Grid Table 4 Accent 4" w:uiPriority="49"/>
-    <w:lsdException w:name="Grid Table 5 Dark Accent 4" w:uiPriority="50"/>
-    <w:lsdException w:name="Grid Table 6 Colorful Accent 4" w:uiPriority="51"/>
-    <w:lsdException w:name="Grid Table 7 Colorful Accent 4" w:uiPriority="52"/>
-    <w:lsdException w:name="Grid Table 1 Light Accent 5" w:uiPriority="46"/>
-    <w:lsdException w:name="Grid Table 2 Accent 5" w:uiPriority="47"/>
-    <w:lsdException w:name="Grid Table 3 Accent 5" w:uiPriority="48"/>
-    <w:lsdException w:name="Grid Table 4 Accent 5" w:uiPriority="49"/>
-    <w:lsdException w:name="Grid Table 5 Dark Accent 5" w:uiPriority="50"/>
-    <w:lsdException w:name="Grid Table 6 Colorful Accent 5" w:uiPriority="51"/>
-    <w:lsdException w:name="Grid Table 7 Colorful Accent 5" w:uiPriority="52"/>
-    <w:lsdException w:name="Grid Table 1 Light Accent 6" w:uiPriority="46"/>
-    <w:lsdException w:name="Grid Table 2 Accent 6" w:uiPriority="47"/>
-    <w:lsdException w:name="Grid Table 3 Accent 6" w:uiPriority="48"/>
-    <w:lsdException w:name="Grid Table 4 Accent 6" w:uiPriority="49"/>
-    <w:lsdException w:name="Grid Table 5 Dark Accent 6" w:uiPriority="50"/>
-    <w:lsdException w:name="Grid Table 6 Colorful Accent 6" w:uiPriority="51"/>
-    <w:lsdException w:name="Grid Table 7 Colorful Accent 6" w:uiPriority="52"/>
-    <w:lsdException w:name="List Table 1 Light" w:uiPriority="46"/>
-    <w:lsdException w:name="List Table 2" w:uiPriority="47"/>
-    <w:lsdException w:name="List Table 3" w:uiPriority="48"/>
-    <w:lsdException w:name="List Table 4" w:uiPriority="49"/>
-    <w:lsdException w:name="List Table 5 Dark" w:uiPriority="50"/>
-    <w:lsdException w:name="List Table 6 Colorful" w:uiPriority="51"/>
-    <w:lsdException w:name="List Table 7 Colorful" w:uiPriority="52"/>
-    <w:lsdException w:name="List Table 1 Light Accent 1" w:uiPriority="46"/>
-    <w:lsdException w:name="List Table 2 Accent 1" w:uiPriority="47"/>
-    <w:lsdException w:name="List Table 3 Accent 1" w:uiPriority="48"/>
-    <w:lsdException w:name="List Table 4 Accent 1" w:uiPriority="49"/>
-    <w:lsdException w:name="List Table 5 Dark Accent 1" w:uiPriority="50"/>
-    <w:lsdException w:name="List Table 6 Colorful Accent 1" w:uiPriority="51"/>
-    <w:lsdException w:name="List Table 7 Colorful Accent 1" w:uiPriority="52"/>
-    <w:lsdException w:name="List Table 1 Light Accent 2" w:uiPriority="46"/>
-    <w:lsdException w:name="List Table 2 Accent 2" w:uiPriority="47"/>
-    <w:lsdException w:name="List Table 3 Accent 2" w:uiPriority="48"/>
-    <w:lsdException w:name="List Table 4 Accent 2" w:uiPriority="49"/>
-    <w:lsdException w:name="List Table 5 Dark Accent 2" w:uiPriority="50"/>
-    <w:lsdException w:name="List Table 6 Colorful Accent 2" w:uiPriority="51"/>
-    <w:lsdException w:name="List Table 7 Colorful Accent 2" w:uiPriority="52"/>
-    <w:lsdException w:name="List Table 1 Light Accent 3" w:uiPriority="46"/>
-    <w:lsdException w:name="List Table 2 Accent 3" w:uiPriority="47"/>
-    <w:lsdException w:name="List Table 3 Accent 3" w:uiPriority="48"/>
-    <w:lsdException w:name="List Table 4 Accent 3" w:uiPriority="49"/>
-    <w:lsdException w:name="List Table 5 Dark Accent 3" w:uiPriority="50"/>
-    <w:lsdException w:name="List Table 6 Colorful Accent 3" w:uiPriority="51"/>
-    <w:lsdException w:name="List Table 7 Colorful Accent 3" w:uiPriority="52"/>
-    <w:lsdException w:name="List Table 1 Light Accent 4" w:uiPriority="46"/>
-    <w:lsdException w:name="List Table 2 Accent 4" w:uiPriority="47"/>
-    <w:lsdException w:name="List Table 3 Accent 4" w:uiPriority="48"/>
-    <w:lsdException w:name="List Table 4 Accent 4" w:uiPriority="49"/>
-    <w:lsdException w:name="List Table 5 Dark Accent 4" w:uiPriority="50"/>
-    <w:lsdException w:name="List Table 6 Colorful Accent 4" w:uiPriority="51"/>
-    <w:lsdException w:name="List Table 7 Colorful Accent 4" w:uiPriority="52"/>
-    <w:lsdException w:name="List Table 1 Light Accent 5" w:uiPriority="46"/>
-    <w:lsdException w:name="List Table 2 Accent 5" w:uiPriority="47"/>
-    <w:lsdException w:name="List Table 3 Accent 5" w:uiPriority="48"/>
-    <w:lsdException w:name="List Table 4 Accent 5" w:uiPriority="49"/>
-    <w:lsdException w:name="List Table 5 Dark Accent 5" w:uiPriority="50"/>
-    <w:lsdException w:name="List Table 6 Colorful Accent 5" w:uiPriority="51"/>
-    <w:lsdException w:name="List Table 7 Colorful Accent 5" w:uiPriority="52"/>
-    <w:lsdException w:name="List Table 1 Light Accent 6" w:uiPriority="46"/>
-    <w:lsdException w:name="List Table 2 Accent 6" w:uiPriority="47"/>
-    <w:lsdException w:name="List Table 3 Accent 6" w:uiPriority="48"/>
-    <w:lsdException w:name="List Table 4 Accent 6" w:uiPriority="49"/>
-    <w:lsdException w:name="List Table 5 Dark Accent 6" w:uiPriority="50"/>
-    <w:lsdException w:name="List Table 6 Colorful Accent 6" w:uiPriority="51"/>
-    <w:lsdException w:name="List Table 7 Colorful Accent 6" w:uiPriority="52"/>
-    <w:lsdException w:name="Mention" w:semiHidden="1" w:uiPriority="99" w:unhideWhenUsed="1"/>
-    <w:lsdException w:name="Smart Hyperlink" w:semiHidden="1" w:uiPriority="99" w:unhideWhenUsed="1"/>
-    <w:lsdException w:name="Hashtag" w:semiHidden="1" w:uiPriority="99" w:unhideWhenUsed="1"/>
-    <w:lsdException w:name="Unresolved Mention" w:semiHidden="1" w:uiPriority="99" w:unhideWhenUsed="1"/>
-    <w:lsdException w:name="Smart Link" w:semiHidden="1" w:uiPriority="99" w:unhideWhenUsed="1"/>
   </w:latentStyles>
   <w:style w:type="paragraph" w:default="1" w:styleId="Normal">
     <w:name w:val="Normal"/>
     <w:qFormat/>
+    <w:rsid w:val="00C1567D"/>
     <w:rPr>
       <w:sz w:val="21"/>
       <w:szCs w:val="22"/>
@@ -1706,6 +1588,7 @@
     <w:uiPriority w:val="99"/>
     <w:semiHidden/>
     <w:unhideWhenUsed/>
+    <w:qFormat/>
     <w:tblPr>
       <w:tblInd w:w="0" w:type="dxa"/>
       <w:tblCellMar>
@@ -1721,6 +1604,28 @@
     <w:uiPriority w:val="99"/>
     <w:semiHidden/>
     <w:unhideWhenUsed/>
+  </w:style>
+  <w:style w:type="paragraph" w:styleId="BalloonText">
+    <w:name w:val="Balloon Text"/>
+    <w:basedOn w:val="Normal"/>
+    <w:link w:val="BalloonTextChar"/>
+    <w:rsid w:val="00F13535"/>
+    <w:rPr>
+      <w:rFonts w:ascii="Tahoma" w:hAnsi="Tahoma" w:cs="Tahoma"/>
+      <w:sz w:val="16"/>
+      <w:szCs w:val="16"/>
+    </w:rPr>
+  </w:style>
+  <w:style w:type="character" w:customStyle="1" w:styleId="BalloonTextChar">
+    <w:name w:val="Balloon Text Char"/>
+    <w:basedOn w:val="DefaultParagraphFont"/>
+    <w:link w:val="BalloonText"/>
+    <w:rsid w:val="00F13535"/>
+    <w:rPr>
+      <w:rFonts w:ascii="Tahoma" w:hAnsi="Tahoma" w:cs="Tahoma"/>
+      <w:sz w:val="16"/>
+      <w:szCs w:val="16"/>
+    </w:rPr>
   </w:style>
 </w:styles>
 </file>
